--- a/public/docs/surat-pernyataan-pengembangan/cicilan.docx
+++ b/public/docs/surat-pernyataan-pengembangan/cicilan.docx
@@ -1,6 +1,6 @@
 
 <file path=word/document.xml><?xml version="1.0" encoding="utf-8"?>
-<w:document xmlns:wpc="http://schemas.microsoft.com/office/word/2010/wordprocessingCanvas" xmlns:cx="http://schemas.microsoft.com/office/drawing/2014/chartex" xmlns:cx1="http://schemas.microsoft.com/office/drawing/2015/9/8/chartex" xmlns:cx2="http://schemas.microsoft.com/office/drawing/2015/10/21/chartex" xmlns:cx3="http://schemas.microsoft.com/office/drawing/2016/5/9/chartex" xmlns:cx4="http://schemas.microsoft.com/office/drawing/2016/5/10/chartex" xmlns:cx5="http://schemas.microsoft.com/office/drawing/2016/5/11/chartex" xmlns:cx6="http://schemas.microsoft.com/office/drawing/2016/5/12/chartex" xmlns:cx7="http://schemas.microsoft.com/office/drawing/2016/5/13/chartex" xmlns:cx8="http://schemas.microsoft.com/office/drawing/2016/5/14/chartex" xmlns:mc="http://schemas.openxmlformats.org/markup-compatibility/2006" xmlns:aink="http://schemas.microsoft.com/office/drawing/2016/ink" xmlns:am3d="http://schemas.microsoft.com/office/drawing/2017/model3d" xmlns:o="urn:schemas-microsoft-com:office:office" xmlns:oel="http://schemas.microsoft.com/office/2019/extlst" xmlns:r="http://schemas.openxmlformats.org/officeDocument/2006/relationships" xmlns:m="http://schemas.openxmlformats.org/officeDocument/2006/math" xmlns:v="urn:schemas-microsoft-com:vml" xmlns:wp14="http://schemas.microsoft.com/office/word/2010/wordprocessingDrawing" xmlns:wp="http://schemas.openxmlformats.org/drawingml/2006/wordprocessingDrawing" xmlns:w10="urn:schemas-microsoft-com:office:word" xmlns:w="http://schemas.openxmlformats.org/wordprocessingml/2006/main" xmlns:w14="http://schemas.microsoft.com/office/word/2010/wordml" xmlns:w15="http://schemas.microsoft.com/office/word/2012/wordml" xmlns:w16cex="http://schemas.microsoft.com/office/word/2018/wordml/cex" xmlns:w16cid="http://schemas.microsoft.com/office/word/2016/wordml/cid" xmlns:w16="http://schemas.microsoft.com/office/word/2018/wordml" xmlns:w16du="http://schemas.microsoft.com/office/word/2023/wordml/word16du" xmlns:w16sdtdh="http://schemas.microsoft.com/office/word/2020/wordml/sdtdatahash" xmlns:w16sdtfl="http://schemas.microsoft.com/office/word/2024/wordml/sdtformatlock" xmlns:w16se="http://schemas.microsoft.com/office/word/2015/wordml/symex" xmlns:wpg="http://schemas.microsoft.com/office/word/2010/wordprocessingGroup" xmlns:wpi="http://schemas.microsoft.com/office/word/2010/wordprocessingInk" xmlns:wne="http://schemas.microsoft.com/office/word/2006/wordml" xmlns:wps="http://schemas.microsoft.com/office/word/2010/wordprocessingShape" mc:Ignorable="w14 w15 w16se w16cid w16 w16cex w16sdtdh w16sdtfl w16du wp14">
+<w:document xmlns:wpc="http://schemas.microsoft.com/office/word/2010/wordprocessingCanvas" xmlns:cx="http://schemas.microsoft.com/office/drawing/2014/chartex" xmlns:cx1="http://schemas.microsoft.com/office/drawing/2015/9/8/chartex" xmlns:cx2="http://schemas.microsoft.com/office/drawing/2015/10/21/chartex" xmlns:cx3="http://schemas.microsoft.com/office/drawing/2016/5/9/chartex" xmlns:cx4="http://schemas.microsoft.com/office/drawing/2016/5/10/chartex" xmlns:cx5="http://schemas.microsoft.com/office/drawing/2016/5/11/chartex" xmlns:cx6="http://schemas.microsoft.com/office/drawing/2016/5/12/chartex" xmlns:cx7="http://schemas.microsoft.com/office/drawing/2016/5/13/chartex" xmlns:cx8="http://schemas.microsoft.com/office/drawing/2016/5/14/chartex" xmlns:mc="http://schemas.openxmlformats.org/markup-compatibility/2006" xmlns:aink="http://schemas.microsoft.com/office/drawing/2016/ink" xmlns:am3d="http://schemas.microsoft.com/office/drawing/2017/model3d" xmlns:o="urn:schemas-microsoft-com:office:office" xmlns:r="http://schemas.openxmlformats.org/officeDocument/2006/relationships" xmlns:m="http://schemas.openxmlformats.org/officeDocument/2006/math" xmlns:v="urn:schemas-microsoft-com:vml" xmlns:wp14="http://schemas.microsoft.com/office/word/2010/wordprocessingDrawing" xmlns:wp="http://schemas.openxmlformats.org/drawingml/2006/wordprocessingDrawing" xmlns:w10="urn:schemas-microsoft-com:office:word" xmlns:w="http://schemas.openxmlformats.org/wordprocessingml/2006/main" xmlns:w14="http://schemas.microsoft.com/office/word/2010/wordml" xmlns:w15="http://schemas.microsoft.com/office/word/2012/wordml" xmlns:w16cex="http://schemas.microsoft.com/office/word/2018/wordml/cex" xmlns:w16cid="http://schemas.microsoft.com/office/word/2016/wordml/cid" xmlns:w16="http://schemas.microsoft.com/office/word/2018/wordml" xmlns:w16se="http://schemas.microsoft.com/office/word/2015/wordml/symex" xmlns:wpg="http://schemas.microsoft.com/office/word/2010/wordprocessingGroup" xmlns:wpi="http://schemas.microsoft.com/office/word/2010/wordprocessingInk" xmlns:wne="http://schemas.microsoft.com/office/word/2006/wordml" xmlns:wps="http://schemas.microsoft.com/office/word/2010/wordprocessingShape" mc:Ignorable="w14 w15 w16se w16cid w16 w16cex wp14">
   <w:body>
     <w:p>
       <w:pPr>
@@ -69,6 +69,57 @@
                         <w:txbxContent>
                           <w:p>
                             <w:pPr>
+                              <w:spacing w:before="74"/>
+                              <w:ind w:left="149"/>
+                              <w:rPr>
+                                <w:rFonts w:ascii="Times New Roman"/>
+                                <w:sz w:val="18"/>
+                                <w:lang w:val="en-US"/>
+                              </w:rPr>
+                            </w:pPr>
+                            <w:r>
+                              <w:rPr>
+                                <w:sz w:val="18"/>
+                                <w:lang w:val="id-ID"/>
+                              </w:rPr>
+                              <w:t>Tahun</w:t>
+                            </w:r>
+                            <w:r>
+                              <w:rPr>
+                                <w:spacing w:val="1"/>
+                                <w:sz w:val="18"/>
+                                <w:lang w:val="id-ID"/>
+                              </w:rPr>
+                              <w:t xml:space="preserve"> </w:t>
+                            </w:r>
+                            <w:r>
+                              <w:rPr>
+                                <w:rFonts w:ascii="Times New Roman"/>
+                                <w:sz w:val="18"/>
+                                <w:lang w:val="id-ID"/>
+                              </w:rPr>
+                              <w:t>Pelajaran</w:t>
+                            </w:r>
+                            <w:r>
+                              <w:rPr>
+                                <w:rFonts w:ascii="Times New Roman"/>
+                                <w:spacing w:val="-2"/>
+                                <w:sz w:val="18"/>
+                                <w:lang w:val="id-ID"/>
+                              </w:rPr>
+                              <w:t xml:space="preserve"> </w:t>
+                            </w:r>
+                            <w:r>
+                              <w:rPr>
+                                <w:rFonts w:ascii="Times New Roman"/>
+                                <w:sz w:val="18"/>
+                                <w:lang w:val="en-US"/>
+                              </w:rPr>
+                              <w:t>${school_year}</w:t>
+                            </w:r>
+                          </w:p>
+                          <w:p>
+                            <w:pPr>
                               <w:pStyle w:val="FrameContents"/>
                               <w:spacing w:before="74"/>
                               <w:ind w:left="149"/>
@@ -78,80 +129,8 @@
                                 <w:lang w:val="en-US"/>
                               </w:rPr>
                             </w:pPr>
-                            <w:r>
-                              <w:rPr>
-                                <w:color w:val="000000"/>
-                                <w:sz w:val="18"/>
-                              </w:rPr>
-                              <w:t>Tahun</w:t>
-                            </w:r>
-                            <w:r>
-                              <w:rPr>
-                                <w:color w:val="000000"/>
-                                <w:spacing w:val="1"/>
-                                <w:sz w:val="18"/>
-                              </w:rPr>
-                              <w:t xml:space="preserve"> </w:t>
-                            </w:r>
-                            <w:r>
-                              <w:rPr>
-                                <w:rFonts w:ascii="Times New Roman" w:hAnsi="Times New Roman"/>
-                                <w:color w:val="000000"/>
-                                <w:sz w:val="18"/>
-                              </w:rPr>
-                              <w:t>Pelajaran</w:t>
-                            </w:r>
-                            <w:r>
-                              <w:rPr>
-                                <w:rFonts w:ascii="Times New Roman" w:hAnsi="Times New Roman"/>
-                                <w:color w:val="000000"/>
-                                <w:spacing w:val="-2"/>
-                                <w:sz w:val="18"/>
-                              </w:rPr>
-                              <w:t xml:space="preserve"> </w:t>
-                            </w:r>
-                            <w:r>
-                              <w:rPr>
-                                <w:rFonts w:ascii="Times New Roman" w:hAnsi="Times New Roman"/>
-                                <w:color w:val="000000"/>
-                                <w:sz w:val="18"/>
-                              </w:rPr>
-                              <w:t>202</w:t>
-                            </w:r>
-                            <w:r>
-                              <w:rPr>
-                                <w:rFonts w:ascii="Times New Roman" w:hAnsi="Times New Roman"/>
-                                <w:color w:val="000000"/>
-                                <w:sz w:val="18"/>
-                              </w:rPr>
-                              <w:t>6</w:t>
-                            </w:r>
-                            <w:r>
-                              <w:rPr>
-                                <w:rFonts w:ascii="Times New Roman" w:hAnsi="Times New Roman"/>
-                                <w:color w:val="000000"/>
-                                <w:spacing w:val="2"/>
-                                <w:sz w:val="18"/>
-                              </w:rPr>
-                              <w:t xml:space="preserve"> </w:t>
-                            </w:r>
-                            <w:r>
-                              <w:rPr>
-                                <w:rFonts w:ascii="Times New Roman" w:hAnsi="Times New Roman"/>
-                                <w:color w:val="000000"/>
-                                <w:sz w:val="18"/>
-                              </w:rPr>
-                              <w:t>- 202</w:t>
-                            </w:r>
-                            <w:r>
-                              <w:rPr>
-                                <w:rFonts w:ascii="Times New Roman" w:hAnsi="Times New Roman"/>
-                                <w:color w:val="000000"/>
-                                <w:sz w:val="18"/>
-                                <w:lang w:val="en-US"/>
-                              </w:rPr>
-                              <w:t>7</w:t>
-                            </w:r>
+                            <w:bookmarkStart w:id="0" w:name="_GoBack"/>
+                            <w:bookmarkEnd w:id="0"/>
                           </w:p>
                         </w:txbxContent>
                       </wps:txbx>
@@ -166,9 +145,60 @@
           </mc:Choice>
           <mc:Fallback>
             <w:pict>
-              <v:rect w14:anchorId="69F03186" id="Text Box 7" o:spid="_x0000_s1026" style="position:absolute;left:0;text-align:left;margin-left:455.7pt;margin-top:5.55pt;width:121.95pt;height:20.5pt;z-index:4;visibility:visible;mso-wrap-style:square;mso-wrap-distance-left:0;mso-wrap-distance-top:0;mso-wrap-distance-right:0;mso-wrap-distance-bottom:0;mso-position-horizontal:absolute;mso-position-horizontal-relative:page;mso-position-vertical:absolute;mso-position-vertical-relative:text;v-text-anchor:top" o:gfxdata="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" filled="f" strokeweight=".26mm">
+              <v:rect w14:anchorId="69F03186" id="Text Box 7" o:spid="_x0000_s1026" style="position:absolute;left:0;text-align:left;margin-left:455.7pt;margin-top:5.55pt;width:121.95pt;height:20.5pt;z-index:4;visibility:visible;mso-wrap-style:square;mso-wrap-distance-left:0;mso-wrap-distance-top:0;mso-wrap-distance-right:0;mso-wrap-distance-bottom:0;mso-position-horizontal:absolute;mso-position-horizontal-relative:page;mso-position-vertical:absolute;mso-position-vertical-relative:text;v-text-anchor:top" o:gfxdata="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" filled="f" strokeweight=".26mm">
                 <v:textbox inset="0,0,0,0">
                   <w:txbxContent>
+                    <w:p>
+                      <w:pPr>
+                        <w:spacing w:before="74"/>
+                        <w:ind w:left="149"/>
+                        <w:rPr>
+                          <w:rFonts w:ascii="Times New Roman"/>
+                          <w:sz w:val="18"/>
+                          <w:lang w:val="en-US"/>
+                        </w:rPr>
+                      </w:pPr>
+                      <w:r>
+                        <w:rPr>
+                          <w:sz w:val="18"/>
+                          <w:lang w:val="id-ID"/>
+                        </w:rPr>
+                        <w:t>Tahun</w:t>
+                      </w:r>
+                      <w:r>
+                        <w:rPr>
+                          <w:spacing w:val="1"/>
+                          <w:sz w:val="18"/>
+                          <w:lang w:val="id-ID"/>
+                        </w:rPr>
+                        <w:t xml:space="preserve"> </w:t>
+                      </w:r>
+                      <w:r>
+                        <w:rPr>
+                          <w:rFonts w:ascii="Times New Roman"/>
+                          <w:sz w:val="18"/>
+                          <w:lang w:val="id-ID"/>
+                        </w:rPr>
+                        <w:t>Pelajaran</w:t>
+                      </w:r>
+                      <w:r>
+                        <w:rPr>
+                          <w:rFonts w:ascii="Times New Roman"/>
+                          <w:spacing w:val="-2"/>
+                          <w:sz w:val="18"/>
+                          <w:lang w:val="id-ID"/>
+                        </w:rPr>
+                        <w:t xml:space="preserve"> </w:t>
+                      </w:r>
+                      <w:r>
+                        <w:rPr>
+                          <w:rFonts w:ascii="Times New Roman"/>
+                          <w:sz w:val="18"/>
+                          <w:lang w:val="en-US"/>
+                        </w:rPr>
+                        <w:t>${school_year}</w:t>
+                      </w:r>
+                    </w:p>
                     <w:p>
                       <w:pPr>
                         <w:pStyle w:val="FrameContents"/>
@@ -180,80 +210,8 @@
                           <w:lang w:val="en-US"/>
                         </w:rPr>
                       </w:pPr>
-                      <w:r>
-                        <w:rPr>
-                          <w:color w:val="000000"/>
-                          <w:sz w:val="18"/>
-                        </w:rPr>
-                        <w:t>Tahun</w:t>
-                      </w:r>
-                      <w:r>
-                        <w:rPr>
-                          <w:color w:val="000000"/>
-                          <w:spacing w:val="1"/>
-                          <w:sz w:val="18"/>
-                        </w:rPr>
-                        <w:t xml:space="preserve"> </w:t>
-                      </w:r>
-                      <w:r>
-                        <w:rPr>
-                          <w:rFonts w:ascii="Times New Roman" w:hAnsi="Times New Roman"/>
-                          <w:color w:val="000000"/>
-                          <w:sz w:val="18"/>
-                        </w:rPr>
-                        <w:t>Pelajaran</w:t>
-                      </w:r>
-                      <w:r>
-                        <w:rPr>
-                          <w:rFonts w:ascii="Times New Roman" w:hAnsi="Times New Roman"/>
-                          <w:color w:val="000000"/>
-                          <w:spacing w:val="-2"/>
-                          <w:sz w:val="18"/>
-                        </w:rPr>
-                        <w:t xml:space="preserve"> </w:t>
-                      </w:r>
-                      <w:r>
-                        <w:rPr>
-                          <w:rFonts w:ascii="Times New Roman" w:hAnsi="Times New Roman"/>
-                          <w:color w:val="000000"/>
-                          <w:sz w:val="18"/>
-                        </w:rPr>
-                        <w:t>202</w:t>
-                      </w:r>
-                      <w:r>
-                        <w:rPr>
-                          <w:rFonts w:ascii="Times New Roman" w:hAnsi="Times New Roman"/>
-                          <w:color w:val="000000"/>
-                          <w:sz w:val="18"/>
-                        </w:rPr>
-                        <w:t>6</w:t>
-                      </w:r>
-                      <w:r>
-                        <w:rPr>
-                          <w:rFonts w:ascii="Times New Roman" w:hAnsi="Times New Roman"/>
-                          <w:color w:val="000000"/>
-                          <w:spacing w:val="2"/>
-                          <w:sz w:val="18"/>
-                        </w:rPr>
-                        <w:t xml:space="preserve"> </w:t>
-                      </w:r>
-                      <w:r>
-                        <w:rPr>
-                          <w:rFonts w:ascii="Times New Roman" w:hAnsi="Times New Roman"/>
-                          <w:color w:val="000000"/>
-                          <w:sz w:val="18"/>
-                        </w:rPr>
-                        <w:t>- 202</w:t>
-                      </w:r>
-                      <w:r>
-                        <w:rPr>
-                          <w:rFonts w:ascii="Times New Roman" w:hAnsi="Times New Roman"/>
-                          <w:color w:val="000000"/>
-                          <w:sz w:val="18"/>
-                          <w:lang w:val="en-US"/>
-                        </w:rPr>
-                        <w:t>7</w:t>
-                      </w:r>
+                      <w:bookmarkStart w:id="1" w:name="_GoBack"/>
+                      <w:bookmarkEnd w:id="1"/>
                     </w:p>
                   </w:txbxContent>
                 </v:textbox>
@@ -443,31 +401,7 @@
                                 <w:szCs w:val="28"/>
                                 <w:lang w:val="en-GB"/>
                               </w:rPr>
-                              <w:t>${</w:t>
-                            </w:r>
-                            <w:proofErr w:type="spellStart"/>
-                            <w:r>
-                              <w:rPr>
-                                <w:b/>
-                                <w:bCs/>
-                                <w:color w:val="000000"/>
-                                <w:sz w:val="28"/>
-                                <w:szCs w:val="28"/>
-                                <w:lang w:val="en-GB"/>
-                              </w:rPr>
-                              <w:t>register_number</w:t>
-                            </w:r>
-                            <w:proofErr w:type="spellEnd"/>
-                            <w:r>
-                              <w:rPr>
-                                <w:b/>
-                                <w:bCs/>
-                                <w:color w:val="000000"/>
-                                <w:sz w:val="28"/>
-                                <w:szCs w:val="28"/>
-                                <w:lang w:val="en-GB"/>
-                              </w:rPr>
-                              <w:t>}</w:t>
+                              <w:t>${register_number}</w:t>
                             </w:r>
                           </w:p>
                         </w:txbxContent>
@@ -483,7 +417,7 @@
           </mc:Choice>
           <mc:Fallback>
             <w:pict>
-              <v:rect w14:anchorId="61A69706" id="Rectangle 6" o:spid="_x0000_s1027" style="position:absolute;left:0;text-align:left;margin-left:493.5pt;margin-top:16.4pt;width:84.15pt;height:53.9pt;z-index:3;visibility:visible;mso-wrap-style:square;mso-wrap-distance-left:0;mso-wrap-distance-top:0;mso-wrap-distance-right:0;mso-wrap-distance-bottom:0;mso-position-horizontal:absolute;mso-position-horizontal-relative:page;mso-position-vertical:absolute;mso-position-vertical-relative:text;v-text-anchor:middle" o:gfxdata="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" filled="f" strokeweight=".26mm">
+              <v:rect w14:anchorId="61A69706" id="Rectangle 6" o:spid="_x0000_s1027" style="position:absolute;left:0;text-align:left;margin-left:493.5pt;margin-top:16.4pt;width:84.15pt;height:53.9pt;z-index:3;visibility:visible;mso-wrap-style:square;mso-wrap-distance-left:0;mso-wrap-distance-top:0;mso-wrap-distance-right:0;mso-wrap-distance-bottom:0;mso-position-horizontal:absolute;mso-position-horizontal-relative:page;mso-position-vertical:absolute;mso-position-vertical-relative:text;v-text-anchor:middle" o:gfxdata="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" filled="f" strokeweight=".26mm">
                 <v:textbox>
                   <w:txbxContent>
                     <w:p>
@@ -507,31 +441,7 @@
                           <w:szCs w:val="28"/>
                           <w:lang w:val="en-GB"/>
                         </w:rPr>
-                        <w:t>${</w:t>
-                      </w:r>
-                      <w:proofErr w:type="spellStart"/>
-                      <w:r>
-                        <w:rPr>
-                          <w:b/>
-                          <w:bCs/>
-                          <w:color w:val="000000"/>
-                          <w:sz w:val="28"/>
-                          <w:szCs w:val="28"/>
-                          <w:lang w:val="en-GB"/>
-                        </w:rPr>
-                        <w:t>register_number</w:t>
-                      </w:r>
-                      <w:proofErr w:type="spellEnd"/>
-                      <w:r>
-                        <w:rPr>
-                          <w:b/>
-                          <w:bCs/>
-                          <w:color w:val="000000"/>
-                          <w:sz w:val="28"/>
-                          <w:szCs w:val="28"/>
-                          <w:lang w:val="en-GB"/>
-                        </w:rPr>
-                        <w:t>}</w:t>
+                        <w:t>${register_number}</w:t>
                       </w:r>
                     </w:p>
                   </w:txbxContent>
@@ -549,27 +459,7 @@
           <w:sz w:val="28"/>
           <w:lang w:val="en-GB"/>
         </w:rPr>
-        <w:t>${</w:t>
-      </w:r>
-      <w:proofErr w:type="spellStart"/>
-      <w:r>
-        <w:rPr>
-          <w:rFonts w:ascii="Arial" w:hAnsi="Arial"/>
-          <w:b/>
-          <w:sz w:val="28"/>
-          <w:lang w:val="en-GB"/>
-        </w:rPr>
-        <w:t>nama_unit</w:t>
-      </w:r>
-      <w:proofErr w:type="spellEnd"/>
-      <w:r>
-        <w:rPr>
-          <w:rFonts w:ascii="Arial" w:hAnsi="Arial"/>
-          <w:b/>
-          <w:sz w:val="28"/>
-          <w:lang w:val="en-GB"/>
-        </w:rPr>
-        <w:t>}</w:t>
+        <w:t>${nama_unit}</w:t>
       </w:r>
     </w:p>
     <w:p>
@@ -584,21 +474,7 @@
         <w:rPr>
           <w:lang w:val="en-GB"/>
         </w:rPr>
-        <w:t>${</w:t>
-      </w:r>
-      <w:proofErr w:type="spellStart"/>
-      <w:r>
-        <w:rPr>
-          <w:lang w:val="en-GB"/>
-        </w:rPr>
-        <w:t>alamat_unit</w:t>
-      </w:r>
-      <w:proofErr w:type="spellEnd"/>
-      <w:r>
-        <w:rPr>
-          <w:lang w:val="en-GB"/>
-        </w:rPr>
-        <w:t>}</w:t>
+        <w:t>${alamat_unit}</w:t>
       </w:r>
     </w:p>
     <w:p>
@@ -647,27 +523,7 @@
           <w:sz w:val="24"/>
           <w:lang w:val="en-GB"/>
         </w:rPr>
-        <w:t>{</w:t>
-      </w:r>
-      <w:proofErr w:type="spellStart"/>
-      <w:r>
-        <w:rPr>
-          <w:rFonts w:ascii="Arial" w:hAnsi="Arial"/>
-          <w:b/>
-          <w:sz w:val="24"/>
-          <w:lang w:val="en-GB"/>
-        </w:rPr>
-        <w:t>telp_unit</w:t>
-      </w:r>
-      <w:proofErr w:type="spellEnd"/>
-      <w:r>
-        <w:rPr>
-          <w:rFonts w:ascii="Arial" w:hAnsi="Arial"/>
-          <w:b/>
-          <w:sz w:val="24"/>
-          <w:lang w:val="en-GB"/>
-        </w:rPr>
-        <w:t>}</w:t>
+        <w:t>{telp_unit}</w:t>
       </w:r>
       <w:r>
         <w:rPr>
@@ -720,27 +576,7 @@
           <w:sz w:val="24"/>
           <w:lang w:val="en-GB"/>
         </w:rPr>
-        <w:t>{</w:t>
-      </w:r>
-      <w:proofErr w:type="spellStart"/>
-      <w:r>
-        <w:rPr>
-          <w:rFonts w:ascii="Arial" w:hAnsi="Arial"/>
-          <w:b/>
-          <w:sz w:val="24"/>
-          <w:lang w:val="en-GB"/>
-        </w:rPr>
-        <w:t>fax_unit</w:t>
-      </w:r>
-      <w:proofErr w:type="spellEnd"/>
-      <w:r>
-        <w:rPr>
-          <w:rFonts w:ascii="Arial" w:hAnsi="Arial"/>
-          <w:b/>
-          <w:sz w:val="24"/>
-          <w:lang w:val="en-GB"/>
-        </w:rPr>
-        <w:t>}</w:t>
+        <w:t>{fax_unit}</w:t>
       </w:r>
     </w:p>
     <w:p>
@@ -815,31 +651,7 @@
           <w:u w:val="single" w:color="0000FF"/>
           <w:lang w:val="en-GB"/>
         </w:rPr>
-        <w:t>${</w:t>
-      </w:r>
-      <w:proofErr w:type="spellStart"/>
-      <w:r>
-        <w:rPr>
-          <w:rFonts w:ascii="Arial" w:hAnsi="Arial"/>
-          <w:b/>
-          <w:color w:val="0000FF"/>
-          <w:sz w:val="20"/>
-          <w:u w:val="single" w:color="0000FF"/>
-          <w:lang w:val="en-GB"/>
-        </w:rPr>
-        <w:t>email_unit</w:t>
-      </w:r>
-      <w:proofErr w:type="spellEnd"/>
-      <w:r>
-        <w:rPr>
-          <w:rFonts w:ascii="Arial" w:hAnsi="Arial"/>
-          <w:b/>
-          <w:color w:val="0000FF"/>
-          <w:sz w:val="20"/>
-          <w:u w:val="single" w:color="0000FF"/>
-          <w:lang w:val="en-GB"/>
-        </w:rPr>
-        <w:t>}</w:t>
+        <w:t>${email_unit}</w:t>
       </w:r>
     </w:p>
     <w:p>
@@ -852,21 +664,7 @@
         <w:rPr>
           <w:lang w:val="en-GB"/>
         </w:rPr>
-        <w:t>${</w:t>
-      </w:r>
-      <w:proofErr w:type="spellStart"/>
-      <w:r>
-        <w:rPr>
-          <w:lang w:val="en-GB"/>
-        </w:rPr>
-        <w:t>kota_unit</w:t>
-      </w:r>
-      <w:proofErr w:type="spellEnd"/>
-      <w:r>
-        <w:rPr>
-          <w:lang w:val="en-GB"/>
-        </w:rPr>
-        <w:t>}</w:t>
+        <w:t>${kota_unit}</w:t>
       </w:r>
     </w:p>
     <w:p>
@@ -941,7 +739,7 @@
               </wp:inline>
             </w:drawing>
           </mc:Choice>
-          <mc:Fallback>
+          <mc:Fallback xmlns:w16sdtfl="http://schemas.microsoft.com/office/word/2024/wordml/sdtformatlock" xmlns:w16sdtdh="http://schemas.microsoft.com/office/word/2020/wordml/sdtdatahash" xmlns:w16du="http://schemas.microsoft.com/office/word/2023/wordml/word16du" xmlns:oel="http://schemas.microsoft.com/office/2019/extlst">
             <w:pict>
               <v:group id="shape_0" alt="Shape3" style="position:absolute;margin-left:0pt;margin-top:-2.35pt;width:552.85pt;height:2.05pt" coordorigin="0,-47" coordsize="11057,41">
                 <v:rect id="shape_0" fillcolor="#4e6028" stroked="f" style="position:absolute;left:0;top:-47;width:11056;height:40;mso-position-vertical:top">
@@ -1241,7 +1039,7 @@
               </wp:anchor>
             </w:drawing>
           </mc:Choice>
-          <mc:Fallback>
+          <mc:Fallback xmlns:w16sdtfl="http://schemas.microsoft.com/office/word/2024/wordml/sdtformatlock" xmlns:w16sdtdh="http://schemas.microsoft.com/office/word/2020/wordml/sdtdatahash" xmlns:w16du="http://schemas.microsoft.com/office/word/2023/wordml/word16du" xmlns:oel="http://schemas.microsoft.com/office/2019/extlst">
             <w:pict/>
           </mc:Fallback>
         </mc:AlternateContent>
@@ -1306,23 +1104,7 @@
           <w:u w:val="single"/>
           <w:lang w:val="en-US"/>
         </w:rPr>
-        <w:t>${</w:t>
-      </w:r>
-      <w:proofErr w:type="spellStart"/>
-      <w:r>
-        <w:rPr>
-          <w:u w:val="single"/>
-          <w:lang w:val="en-US"/>
-        </w:rPr>
-        <w:t>nama_lengkap</w:t>
-      </w:r>
-      <w:proofErr w:type="spellEnd"/>
-      <w:r>
-        <w:rPr>
-          <w:u w:val="single"/>
-          <w:lang w:val="en-US"/>
-        </w:rPr>
-        <w:t>}</w:t>
+        <w:t>${nama_lengkap}</w:t>
       </w:r>
       <w:r>
         <w:rPr>
@@ -1345,21 +1127,12 @@
         <w:spacing w:before="1" w:line="360" w:lineRule="auto"/>
         <w:ind w:left="680" w:right="1443"/>
       </w:pPr>
-      <w:proofErr w:type="spellStart"/>
       <w:r>
         <w:rPr>
           <w:spacing w:val="-12"/>
           <w:lang w:val="en-US"/>
         </w:rPr>
-        <w:t>alamat</w:t>
-      </w:r>
-      <w:proofErr w:type="spellEnd"/>
-      <w:r>
-        <w:rPr>
-          <w:spacing w:val="-12"/>
-          <w:lang w:val="en-US"/>
-        </w:rPr>
-        <w:t xml:space="preserve"> </w:t>
+        <w:t xml:space="preserve">alamat </w:t>
       </w:r>
       <w:r>
         <w:rPr>
@@ -1390,23 +1163,7 @@
           <w:u w:val="single"/>
           <w:lang w:val="en-US"/>
         </w:rPr>
-        <w:t>${</w:t>
-      </w:r>
-      <w:proofErr w:type="spellStart"/>
-      <w:r>
-        <w:rPr>
-          <w:u w:val="single"/>
-          <w:lang w:val="en-US"/>
-        </w:rPr>
-        <w:t>alamat</w:t>
-      </w:r>
-      <w:proofErr w:type="spellEnd"/>
-      <w:r>
-        <w:rPr>
-          <w:u w:val="single"/>
-          <w:lang w:val="en-US"/>
-        </w:rPr>
-        <w:t>}</w:t>
+        <w:t>${alamat}</w:t>
       </w:r>
       <w:r>
         <w:rPr>
@@ -1497,7 +1254,7 @@
               </wp:anchor>
             </w:drawing>
           </mc:Choice>
-          <mc:Fallback>
+          <mc:Fallback xmlns:w16sdtfl="http://schemas.microsoft.com/office/word/2024/wordml/sdtformatlock" xmlns:w16sdtdh="http://schemas.microsoft.com/office/word/2020/wordml/sdtdatahash" xmlns:w16du="http://schemas.microsoft.com/office/word/2023/wordml/word16du" xmlns:oel="http://schemas.microsoft.com/office/2019/extlst">
             <w:pict/>
           </mc:Fallback>
         </mc:AlternateContent>
@@ -1610,15 +1367,7 @@
           <w:spacing w:val="21"/>
           <w:lang w:val="en-US"/>
         </w:rPr>
-        <w:t xml:space="preserve">  </w:t>
-      </w:r>
-      <w:proofErr w:type="gramStart"/>
-      <w:r>
-        <w:rPr>
-          <w:spacing w:val="21"/>
-          <w:lang w:val="en-US"/>
-        </w:rPr>
-        <w:t xml:space="preserve">  </w:t>
+        <w:t xml:space="preserve">    </w:t>
       </w:r>
       <w:r>
         <w:rPr>
@@ -1626,7 +1375,6 @@
         </w:rPr>
         <w:t>:</w:t>
       </w:r>
-      <w:proofErr w:type="gramEnd"/>
       <w:r>
         <w:t xml:space="preserve">    </w:t>
       </w:r>
@@ -1647,23 +1395,7 @@
           <w:u w:val="single"/>
           <w:lang w:val="en-US"/>
         </w:rPr>
-        <w:t>${</w:t>
-      </w:r>
-      <w:proofErr w:type="spellStart"/>
-      <w:r>
-        <w:rPr>
-          <w:u w:val="single"/>
-          <w:lang w:val="en-US"/>
-        </w:rPr>
-        <w:t>nomor_hp</w:t>
-      </w:r>
-      <w:proofErr w:type="spellEnd"/>
-      <w:r>
-        <w:rPr>
-          <w:u w:val="single"/>
-          <w:lang w:val="en-US"/>
-        </w:rPr>
-        <w:t>}</w:t>
+        <w:t>${nomor_hp}</w:t>
       </w:r>
       <w:r>
         <w:rPr>
@@ -1747,23 +1479,7 @@
           <w:u w:val="single"/>
           <w:lang w:val="en-US"/>
         </w:rPr>
-        <w:t>${</w:t>
-      </w:r>
-      <w:proofErr w:type="spellStart"/>
-      <w:r>
-        <w:rPr>
-          <w:u w:val="single"/>
-          <w:lang w:val="en-US"/>
-        </w:rPr>
-        <w:t>nama_ayah</w:t>
-      </w:r>
-      <w:proofErr w:type="spellEnd"/>
-      <w:r>
-        <w:rPr>
-          <w:u w:val="single"/>
-          <w:lang w:val="en-US"/>
-        </w:rPr>
-        <w:t>}</w:t>
+        <w:t>${nama_ayah}</w:t>
       </w:r>
       <w:r>
         <w:rPr>
@@ -1802,7 +1518,6 @@
         </w:rPr>
         <w:t xml:space="preserve"> </w:t>
       </w:r>
-      <w:proofErr w:type="spellStart"/>
       <w:r>
         <w:rPr>
           <w:spacing w:val="-3"/>
@@ -1810,7 +1525,6 @@
         </w:rPr>
         <w:t>i</w:t>
       </w:r>
-      <w:proofErr w:type="spellEnd"/>
       <w:r>
         <w:rPr>
           <w:spacing w:val="-3"/>
@@ -1843,23 +1557,7 @@
           <w:u w:val="single"/>
           <w:lang w:val="en-US"/>
         </w:rPr>
-        <w:t>${</w:t>
-      </w:r>
-      <w:proofErr w:type="spellStart"/>
-      <w:r>
-        <w:rPr>
-          <w:u w:val="single"/>
-          <w:lang w:val="en-US"/>
-        </w:rPr>
-        <w:t>nama_ibu</w:t>
-      </w:r>
-      <w:proofErr w:type="spellEnd"/>
-      <w:r>
-        <w:rPr>
-          <w:u w:val="single"/>
-          <w:lang w:val="en-US"/>
-        </w:rPr>
-        <w:t>}</w:t>
+        <w:t>${nama_ibu}</w:t>
       </w:r>
       <w:r>
         <w:rPr>
@@ -1982,27 +1680,7 @@
           <w:szCs w:val="20"/>
           <w:lang w:val="en-GB"/>
         </w:rPr>
-        <w:t>${</w:t>
-      </w:r>
-      <w:proofErr w:type="spellStart"/>
-      <w:r>
-        <w:rPr>
-          <w:spacing w:val="-4"/>
-          <w:sz w:val="20"/>
-          <w:szCs w:val="20"/>
-          <w:lang w:val="en-GB"/>
-        </w:rPr>
-        <w:t>nama_unit</w:t>
-      </w:r>
-      <w:proofErr w:type="spellEnd"/>
-      <w:r>
-        <w:rPr>
-          <w:spacing w:val="-4"/>
-          <w:sz w:val="20"/>
-          <w:szCs w:val="20"/>
-          <w:lang w:val="en-GB"/>
-        </w:rPr>
-        <w:t>}</w:t>
+        <w:t>${nama_unit}</w:t>
       </w:r>
       <w:r>
         <w:rPr>
@@ -2150,29 +1828,7 @@
           <w:szCs w:val="20"/>
           <w:lang w:val="en-GB"/>
         </w:rPr>
-        <w:t>${</w:t>
-      </w:r>
-      <w:proofErr w:type="spellStart"/>
-      <w:r>
-        <w:rPr>
-          <w:b/>
-          <w:i/>
-          <w:sz w:val="20"/>
-          <w:szCs w:val="20"/>
-          <w:lang w:val="en-GB"/>
-        </w:rPr>
-        <w:t>pembayaran</w:t>
-      </w:r>
-      <w:proofErr w:type="spellEnd"/>
-      <w:r>
-        <w:rPr>
-          <w:b/>
-          <w:i/>
-          <w:sz w:val="20"/>
-          <w:szCs w:val="20"/>
-          <w:lang w:val="en-GB"/>
-        </w:rPr>
-        <w:t>}</w:t>
+        <w:t>${pembayaran}</w:t>
       </w:r>
       <w:r>
         <w:rPr>
@@ -2258,19 +1914,8 @@
           <w:szCs w:val="20"/>
           <w:lang w:val="en-US"/>
         </w:rPr>
-        <w:t xml:space="preserve">, </w:t>
-      </w:r>
-      <w:proofErr w:type="spellStart"/>
-      <w:r>
-        <w:rPr>
-          <w:spacing w:val="-12"/>
-          <w:sz w:val="20"/>
-          <w:szCs w:val="20"/>
-          <w:lang w:val="en-US"/>
-        </w:rPr>
-        <w:t>meliputi</w:t>
-      </w:r>
-      <w:proofErr w:type="spellEnd"/>
+        <w:t>, meliputi</w:t>
+      </w:r>
       <w:r>
         <w:rPr>
           <w:sz w:val="20"/>
@@ -2383,27 +2028,7 @@
           <w:szCs w:val="20"/>
           <w:lang w:val="en-US"/>
         </w:rPr>
-        <w:t>${</w:t>
-      </w:r>
-      <w:proofErr w:type="spellStart"/>
-      <w:r>
-        <w:rPr>
-          <w:spacing w:val="-4"/>
-          <w:sz w:val="20"/>
-          <w:szCs w:val="20"/>
-          <w:lang w:val="en-US"/>
-        </w:rPr>
-        <w:t>total_bayar</w:t>
-      </w:r>
-      <w:proofErr w:type="spellEnd"/>
-      <w:r>
-        <w:rPr>
-          <w:spacing w:val="-4"/>
-          <w:sz w:val="20"/>
-          <w:szCs w:val="20"/>
-          <w:lang w:val="en-US"/>
-        </w:rPr>
-        <w:t>}</w:t>
+        <w:t>${total_bayar}</w:t>
       </w:r>
       <w:r>
         <w:rPr>
@@ -2434,31 +2059,7 @@
           <w:szCs w:val="20"/>
           <w:lang w:val="en-US"/>
         </w:rPr>
-        <w:t>${</w:t>
-      </w:r>
-      <w:proofErr w:type="spellStart"/>
-      <w:r>
-        <w:rPr>
-          <w:b/>
-          <w:i/>
-          <w:spacing w:val="-4"/>
-          <w:sz w:val="20"/>
-          <w:szCs w:val="20"/>
-          <w:lang w:val="en-US"/>
-        </w:rPr>
-        <w:t>keterangan</w:t>
-      </w:r>
-      <w:proofErr w:type="spellEnd"/>
-      <w:r>
-        <w:rPr>
-          <w:b/>
-          <w:i/>
-          <w:spacing w:val="-4"/>
-          <w:sz w:val="20"/>
-          <w:szCs w:val="20"/>
-          <w:lang w:val="en-US"/>
-        </w:rPr>
-        <w:t>}</w:t>
+        <w:t>${keterangan}</w:t>
       </w:r>
     </w:p>
     <w:p>
@@ -2563,27 +2164,7 @@
           <w:szCs w:val="20"/>
           <w:lang w:val="en-US"/>
         </w:rPr>
-        <w:t>${</w:t>
-      </w:r>
-      <w:proofErr w:type="spellStart"/>
-      <w:r>
-        <w:rPr>
-          <w:spacing w:val="-3"/>
-          <w:sz w:val="20"/>
-          <w:szCs w:val="20"/>
-          <w:lang w:val="en-US"/>
-        </w:rPr>
-        <w:t>total_bayar_awal</w:t>
-      </w:r>
-      <w:proofErr w:type="spellEnd"/>
-      <w:r>
-        <w:rPr>
-          <w:spacing w:val="-3"/>
-          <w:sz w:val="20"/>
-          <w:szCs w:val="20"/>
-          <w:lang w:val="en-US"/>
-        </w:rPr>
-        <w:t>}</w:t>
+        <w:t>${total_bayar_awal}</w:t>
       </w:r>
     </w:p>
     <w:p>
@@ -2597,7 +2178,6 @@
           <w:lang w:val="en-US"/>
         </w:rPr>
       </w:pPr>
-      <w:proofErr w:type="spellStart"/>
       <w:r>
         <w:rPr>
           <w:b/>
@@ -2608,7 +2188,6 @@
         </w:rPr>
         <w:t>Mengangsur</w:t>
       </w:r>
-      <w:proofErr w:type="spellEnd"/>
       <w:r>
         <w:rPr>
           <w:spacing w:val="-4"/>
@@ -2641,7 +2220,6 @@
         </w:rPr>
         <w:t xml:space="preserve"> </w:t>
       </w:r>
-      <w:proofErr w:type="gramStart"/>
       <w:r>
         <w:rPr>
           <w:spacing w:val="-4"/>
@@ -2666,7 +2244,6 @@
         </w:rPr>
         <w:t>:</w:t>
       </w:r>
-      <w:proofErr w:type="gramEnd"/>
       <w:r>
         <w:rPr>
           <w:spacing w:val="-8"/>
@@ -2778,27 +2355,7 @@
           <w:szCs w:val="20"/>
           <w:lang w:val="en-US"/>
         </w:rPr>
-        <w:t>${</w:t>
-      </w:r>
-      <w:proofErr w:type="spellStart"/>
-      <w:r>
-        <w:rPr>
-          <w:spacing w:val="-3"/>
-          <w:sz w:val="20"/>
-          <w:szCs w:val="20"/>
-          <w:lang w:val="en-US"/>
-        </w:rPr>
-        <w:t>batas_angsuran</w:t>
-      </w:r>
-      <w:proofErr w:type="spellEnd"/>
-      <w:r>
-        <w:rPr>
-          <w:spacing w:val="-3"/>
-          <w:sz w:val="20"/>
-          <w:szCs w:val="20"/>
-          <w:lang w:val="en-US"/>
-        </w:rPr>
-        <w:t>}.</w:t>
+        <w:t>${batas_angsuran}.</w:t>
       </w:r>
     </w:p>
     <w:tbl>
@@ -2946,17 +2503,7 @@
                 <w:szCs w:val="20"/>
                 <w:lang w:val="en-US"/>
               </w:rPr>
-              <w:t>${cicilan_1</w:t>
-            </w:r>
-            <w:proofErr w:type="gramStart"/>
-            <w:r>
-              <w:rPr>
-                <w:spacing w:val="-8"/>
-                <w:sz w:val="20"/>
-                <w:szCs w:val="20"/>
-                <w:lang w:val="en-US"/>
-              </w:rPr>
-              <w:t>}</w:t>
+              <w:t>${cicilan_1}</w:t>
             </w:r>
             <w:r>
               <w:rPr>
@@ -2966,7 +2513,6 @@
               </w:rPr>
               <w:t>,-</w:t>
             </w:r>
-            <w:proofErr w:type="gramEnd"/>
             <w:r>
               <w:rPr>
                 <w:spacing w:val="-8"/>
@@ -3107,17 +2653,7 @@
                 <w:szCs w:val="20"/>
                 <w:lang w:val="en-US"/>
               </w:rPr>
-              <w:t>${cicilan_2</w:t>
-            </w:r>
-            <w:proofErr w:type="gramStart"/>
-            <w:r>
-              <w:rPr>
-                <w:spacing w:val="-8"/>
-                <w:sz w:val="20"/>
-                <w:szCs w:val="20"/>
-                <w:lang w:val="en-US"/>
-              </w:rPr>
-              <w:t>}</w:t>
+              <w:t>${cicilan_2}</w:t>
             </w:r>
             <w:r>
               <w:rPr>
@@ -3127,7 +2663,6 @@
               </w:rPr>
               <w:t>,-</w:t>
             </w:r>
-            <w:proofErr w:type="gramEnd"/>
           </w:p>
         </w:tc>
       </w:tr>
@@ -3259,17 +2794,7 @@
                 <w:szCs w:val="20"/>
                 <w:lang w:val="en-US"/>
               </w:rPr>
-              <w:t>${cicilan_3</w:t>
-            </w:r>
-            <w:proofErr w:type="gramStart"/>
-            <w:r>
-              <w:rPr>
-                <w:spacing w:val="-4"/>
-                <w:sz w:val="20"/>
-                <w:szCs w:val="20"/>
-                <w:lang w:val="en-US"/>
-              </w:rPr>
-              <w:t>}</w:t>
+              <w:t>${cicilan_3}</w:t>
             </w:r>
             <w:r>
               <w:rPr>
@@ -3279,7 +2804,6 @@
               </w:rPr>
               <w:t>,-</w:t>
             </w:r>
-            <w:proofErr w:type="gramEnd"/>
           </w:p>
         </w:tc>
       </w:tr>
@@ -3414,17 +2938,7 @@
                 <w:szCs w:val="20"/>
                 <w:lang w:val="en-US"/>
               </w:rPr>
-              <w:t>${cicilan_4</w:t>
-            </w:r>
-            <w:proofErr w:type="gramStart"/>
-            <w:r>
-              <w:rPr>
-                <w:spacing w:val="-4"/>
-                <w:sz w:val="20"/>
-                <w:szCs w:val="20"/>
-                <w:lang w:val="en-US"/>
-              </w:rPr>
-              <w:t>}</w:t>
+              <w:t>${cicilan_4}</w:t>
             </w:r>
             <w:r>
               <w:rPr>
@@ -3434,7 +2948,6 @@
               </w:rPr>
               <w:t>,-</w:t>
             </w:r>
-            <w:proofErr w:type="gramEnd"/>
           </w:p>
         </w:tc>
       </w:tr>
@@ -3569,17 +3082,7 @@
                 <w:szCs w:val="20"/>
                 <w:lang w:val="en-US"/>
               </w:rPr>
-              <w:t>${cicilan_5</w:t>
-            </w:r>
-            <w:proofErr w:type="gramStart"/>
-            <w:r>
-              <w:rPr>
-                <w:spacing w:val="-4"/>
-                <w:sz w:val="20"/>
-                <w:szCs w:val="20"/>
-                <w:lang w:val="en-US"/>
-              </w:rPr>
-              <w:t>}</w:t>
+              <w:t>${cicilan_5}</w:t>
             </w:r>
             <w:r>
               <w:rPr>
@@ -3589,7 +3092,6 @@
               </w:rPr>
               <w:t>,-</w:t>
             </w:r>
-            <w:proofErr w:type="gramEnd"/>
           </w:p>
         </w:tc>
       </w:tr>
@@ -3686,27 +3188,7 @@
           <w:szCs w:val="20"/>
           <w:lang w:val="en-US"/>
         </w:rPr>
-        <w:t xml:space="preserve"> ${</w:t>
-      </w:r>
-      <w:proofErr w:type="spellStart"/>
-      <w:r>
-        <w:rPr>
-          <w:spacing w:val="-4"/>
-          <w:sz w:val="20"/>
-          <w:szCs w:val="20"/>
-          <w:lang w:val="en-US"/>
-        </w:rPr>
-        <w:t>total_bayar_kegiatan</w:t>
-      </w:r>
-      <w:proofErr w:type="spellEnd"/>
-      <w:r>
-        <w:rPr>
-          <w:spacing w:val="-4"/>
-          <w:sz w:val="20"/>
-          <w:szCs w:val="20"/>
-          <w:lang w:val="en-US"/>
-        </w:rPr>
-        <w:t>}</w:t>
+        <w:t xml:space="preserve"> ${total_bayar_kegiatan}</w:t>
       </w:r>
       <w:r>
         <w:rPr>
@@ -3742,31 +3224,7 @@
           <w:szCs w:val="20"/>
           <w:lang w:val="en-US"/>
         </w:rPr>
-        <w:t>${</w:t>
-      </w:r>
-      <w:proofErr w:type="spellStart"/>
-      <w:r>
-        <w:rPr>
-          <w:b/>
-          <w:i/>
-          <w:spacing w:val="-4"/>
-          <w:sz w:val="20"/>
-          <w:szCs w:val="20"/>
-          <w:lang w:val="en-US"/>
-        </w:rPr>
-        <w:t>keterangan_kegiatan</w:t>
-      </w:r>
-      <w:proofErr w:type="spellEnd"/>
-      <w:r>
-        <w:rPr>
-          <w:b/>
-          <w:i/>
-          <w:spacing w:val="-4"/>
-          <w:sz w:val="20"/>
-          <w:szCs w:val="20"/>
-          <w:lang w:val="en-US"/>
-        </w:rPr>
-        <w:t>}</w:t>
+        <w:t>${keterangan_kegiatan}</w:t>
       </w:r>
     </w:p>
     <w:p>
@@ -3869,27 +3327,7 @@
           <w:szCs w:val="20"/>
           <w:lang w:val="en-US"/>
         </w:rPr>
-        <w:t>${</w:t>
-      </w:r>
-      <w:proofErr w:type="spellStart"/>
-      <w:r>
-        <w:rPr>
-          <w:spacing w:val="-4"/>
-          <w:sz w:val="20"/>
-          <w:szCs w:val="20"/>
-          <w:lang w:val="en-US"/>
-        </w:rPr>
-        <w:t>total_bayar_spp</w:t>
-      </w:r>
-      <w:proofErr w:type="spellEnd"/>
-      <w:r>
-        <w:rPr>
-          <w:spacing w:val="-4"/>
-          <w:sz w:val="20"/>
-          <w:szCs w:val="20"/>
-          <w:lang w:val="en-US"/>
-        </w:rPr>
-        <w:t>}</w:t>
+        <w:t>${total_bayar_spp}</w:t>
       </w:r>
       <w:r>
         <w:rPr>
@@ -3913,7 +3351,6 @@
           <w:szCs w:val="20"/>
         </w:rPr>
       </w:pPr>
-      <w:proofErr w:type="spellStart"/>
       <w:r>
         <w:rPr>
           <w:b/>
@@ -3922,78 +3359,15 @@
           <w:szCs w:val="20"/>
           <w:lang w:val="en-US"/>
         </w:rPr>
-        <w:t>Membayar</w:t>
-      </w:r>
-      <w:proofErr w:type="spellEnd"/>
-      <w:r>
-        <w:rPr>
-          <w:b/>
-          <w:bCs/>
+        <w:t>Membayar 1 tahun di muka</w:t>
+      </w:r>
+      <w:r>
+        <w:rPr>
           <w:sz w:val="20"/>
           <w:szCs w:val="20"/>
           <w:lang w:val="en-US"/>
         </w:rPr>
-        <w:t xml:space="preserve"> 1 </w:t>
-      </w:r>
-      <w:proofErr w:type="spellStart"/>
-      <w:r>
-        <w:rPr>
-          <w:b/>
-          <w:bCs/>
-          <w:sz w:val="20"/>
-          <w:szCs w:val="20"/>
-          <w:lang w:val="en-US"/>
-        </w:rPr>
-        <w:t>tahun</w:t>
-      </w:r>
-      <w:proofErr w:type="spellEnd"/>
-      <w:r>
-        <w:rPr>
-          <w:b/>
-          <w:bCs/>
-          <w:sz w:val="20"/>
-          <w:szCs w:val="20"/>
-          <w:lang w:val="en-US"/>
-        </w:rPr>
-        <w:t xml:space="preserve"> di </w:t>
-      </w:r>
-      <w:proofErr w:type="spellStart"/>
-      <w:r>
-        <w:rPr>
-          <w:b/>
-          <w:bCs/>
-          <w:sz w:val="20"/>
-          <w:szCs w:val="20"/>
-          <w:lang w:val="en-US"/>
-        </w:rPr>
-        <w:t>muka</w:t>
-      </w:r>
-      <w:proofErr w:type="spellEnd"/>
-      <w:r>
-        <w:rPr>
-          <w:sz w:val="20"/>
-          <w:szCs w:val="20"/>
-          <w:lang w:val="en-US"/>
-        </w:rPr>
-        <w:t xml:space="preserve"> (</w:t>
-      </w:r>
-      <w:proofErr w:type="spellStart"/>
-      <w:r>
-        <w:rPr>
-          <w:sz w:val="20"/>
-          <w:szCs w:val="20"/>
-          <w:lang w:val="en-US"/>
-        </w:rPr>
-        <w:t>diskon</w:t>
-      </w:r>
-      <w:proofErr w:type="spellEnd"/>
-      <w:r>
-        <w:rPr>
-          <w:sz w:val="20"/>
-          <w:szCs w:val="20"/>
-          <w:lang w:val="en-US"/>
-        </w:rPr>
-        <w:t xml:space="preserve"> 5%): </w:t>
+        <w:t xml:space="preserve"> (diskon 5%): </w:t>
       </w:r>
       <w:r>
         <w:rPr>
@@ -4004,31 +3378,7 @@
           <w:szCs w:val="20"/>
           <w:lang w:val="en-US"/>
         </w:rPr>
-        <w:t>${</w:t>
-      </w:r>
-      <w:proofErr w:type="spellStart"/>
-      <w:r>
-        <w:rPr>
-          <w:b/>
-          <w:bCs/>
-          <w:iCs/>
-          <w:sz w:val="20"/>
-          <w:szCs w:val="20"/>
-          <w:lang w:val="en-US"/>
-        </w:rPr>
-        <w:t>keterangan_spp</w:t>
-      </w:r>
-      <w:proofErr w:type="spellEnd"/>
-      <w:r>
-        <w:rPr>
-          <w:b/>
-          <w:bCs/>
-          <w:iCs/>
-          <w:sz w:val="20"/>
-          <w:szCs w:val="20"/>
-          <w:lang w:val="en-US"/>
-        </w:rPr>
-        <w:t>}</w:t>
+        <w:t>${keterangan_spp}</w:t>
       </w:r>
     </w:p>
     <w:p>
@@ -4056,155 +3406,37 @@
         </w:rPr>
         <w:tab/>
       </w:r>
-      <w:proofErr w:type="spellStart"/>
       <w:r>
         <w:rPr>
           <w:sz w:val="20"/>
           <w:szCs w:val="20"/>
           <w:lang w:val="en-US"/>
         </w:rPr>
-        <w:t>Setiap</w:t>
-      </w:r>
-      <w:proofErr w:type="spellEnd"/>
+        <w:t>Setiap bulan (dibayarkan mulai bulan Juli</w:t>
+      </w:r>
       <w:r>
         <w:rPr>
           <w:sz w:val="20"/>
           <w:szCs w:val="20"/>
           <w:lang w:val="en-US"/>
         </w:rPr>
-        <w:t xml:space="preserve"> </w:t>
-      </w:r>
-      <w:proofErr w:type="spellStart"/>
+        <w:t xml:space="preserve"> 202</w:t>
+      </w:r>
       <w:r>
         <w:rPr>
           <w:sz w:val="20"/>
           <w:szCs w:val="20"/>
           <w:lang w:val="en-US"/>
         </w:rPr>
-        <w:t>bulan</w:t>
-      </w:r>
-      <w:proofErr w:type="spellEnd"/>
+        <w:t>6</w:t>
+      </w:r>
       <w:r>
         <w:rPr>
           <w:sz w:val="20"/>
           <w:szCs w:val="20"/>
           <w:lang w:val="en-US"/>
         </w:rPr>
-        <w:t xml:space="preserve"> (</w:t>
-      </w:r>
-      <w:proofErr w:type="spellStart"/>
-      <w:r>
-        <w:rPr>
-          <w:sz w:val="20"/>
-          <w:szCs w:val="20"/>
-          <w:lang w:val="en-US"/>
-        </w:rPr>
-        <w:t>dibayarkan</w:t>
-      </w:r>
-      <w:proofErr w:type="spellEnd"/>
-      <w:r>
-        <w:rPr>
-          <w:sz w:val="20"/>
-          <w:szCs w:val="20"/>
-          <w:lang w:val="en-US"/>
-        </w:rPr>
-        <w:t xml:space="preserve"> </w:t>
-      </w:r>
-      <w:proofErr w:type="spellStart"/>
-      <w:r>
-        <w:rPr>
-          <w:sz w:val="20"/>
-          <w:szCs w:val="20"/>
-          <w:lang w:val="en-US"/>
-        </w:rPr>
-        <w:t>mulai</w:t>
-      </w:r>
-      <w:proofErr w:type="spellEnd"/>
-      <w:r>
-        <w:rPr>
-          <w:sz w:val="20"/>
-          <w:szCs w:val="20"/>
-          <w:lang w:val="en-US"/>
-        </w:rPr>
-        <w:t xml:space="preserve"> </w:t>
-      </w:r>
-      <w:proofErr w:type="spellStart"/>
-      <w:r>
-        <w:rPr>
-          <w:sz w:val="20"/>
-          <w:szCs w:val="20"/>
-          <w:lang w:val="en-US"/>
-        </w:rPr>
-        <w:t>bulan</w:t>
-      </w:r>
-      <w:proofErr w:type="spellEnd"/>
-      <w:r>
-        <w:rPr>
-          <w:sz w:val="20"/>
-          <w:szCs w:val="20"/>
-          <w:lang w:val="en-US"/>
-        </w:rPr>
-        <w:t xml:space="preserve"> Juli</w:t>
-      </w:r>
-      <w:r>
-        <w:rPr>
-          <w:sz w:val="20"/>
-          <w:szCs w:val="20"/>
-          <w:lang w:val="en-US"/>
-        </w:rPr>
-        <w:t xml:space="preserve"> 202</w:t>
-      </w:r>
-      <w:r>
-        <w:rPr>
-          <w:sz w:val="20"/>
-          <w:szCs w:val="20"/>
-          <w:lang w:val="en-US"/>
-        </w:rPr>
-        <w:t>6</w:t>
-      </w:r>
-      <w:r>
-        <w:rPr>
-          <w:sz w:val="20"/>
-          <w:szCs w:val="20"/>
-          <w:lang w:val="en-US"/>
-        </w:rPr>
-        <w:t xml:space="preserve">, </w:t>
-      </w:r>
-      <w:proofErr w:type="spellStart"/>
-      <w:r>
-        <w:rPr>
-          <w:sz w:val="20"/>
-          <w:szCs w:val="20"/>
-          <w:lang w:val="en-US"/>
-        </w:rPr>
-        <w:t>menggunakan</w:t>
-      </w:r>
-      <w:proofErr w:type="spellEnd"/>
-      <w:r>
-        <w:rPr>
-          <w:sz w:val="20"/>
-          <w:szCs w:val="20"/>
-          <w:lang w:val="en-US"/>
-        </w:rPr>
-        <w:t xml:space="preserve"> </w:t>
-      </w:r>
-      <w:proofErr w:type="spellStart"/>
-      <w:r>
-        <w:rPr>
-          <w:sz w:val="20"/>
-          <w:szCs w:val="20"/>
-          <w:lang w:val="en-US"/>
-        </w:rPr>
-        <w:t>sistem</w:t>
-      </w:r>
-      <w:proofErr w:type="spellEnd"/>
-      <w:r>
-        <w:rPr>
-          <w:sz w:val="20"/>
-          <w:szCs w:val="20"/>
-          <w:lang w:val="en-US"/>
-        </w:rPr>
-        <w:t xml:space="preserve"> </w:t>
+        <w:t xml:space="preserve">, menggunakan sistem </w:t>
       </w:r>
       <w:r>
         <w:rPr>
@@ -4214,29 +3446,7 @@
           <w:szCs w:val="20"/>
           <w:lang w:val="en-US"/>
         </w:rPr>
-        <w:t xml:space="preserve">virtual </w:t>
-      </w:r>
-      <w:proofErr w:type="spellStart"/>
-      <w:r>
-        <w:rPr>
-          <w:b/>
-          <w:bCs/>
-          <w:sz w:val="20"/>
-          <w:szCs w:val="20"/>
-          <w:lang w:val="en-US"/>
-        </w:rPr>
-        <w:t>akun</w:t>
-      </w:r>
-      <w:proofErr w:type="spellEnd"/>
-      <w:r>
-        <w:rPr>
-          <w:b/>
-          <w:bCs/>
-          <w:sz w:val="20"/>
-          <w:szCs w:val="20"/>
-          <w:lang w:val="en-US"/>
-        </w:rPr>
-        <w:t xml:space="preserve"> </w:t>
+        <w:t xml:space="preserve">virtual akun </w:t>
       </w:r>
       <w:r>
         <w:rPr>
@@ -4247,31 +3457,7 @@
           <w:szCs w:val="20"/>
           <w:lang w:val="en-GB"/>
         </w:rPr>
-        <w:t>${</w:t>
-      </w:r>
-      <w:proofErr w:type="spellStart"/>
-      <w:r>
-        <w:rPr>
-          <w:b/>
-          <w:i/>
-          <w:spacing w:val="-4"/>
-          <w:sz w:val="20"/>
-          <w:szCs w:val="20"/>
-          <w:lang w:val="en-GB"/>
-        </w:rPr>
-        <w:t>pembayaran</w:t>
-      </w:r>
-      <w:proofErr w:type="spellEnd"/>
-      <w:r>
-        <w:rPr>
-          <w:b/>
-          <w:i/>
-          <w:spacing w:val="-4"/>
-          <w:sz w:val="20"/>
-          <w:szCs w:val="20"/>
-          <w:lang w:val="en-GB"/>
-        </w:rPr>
-        <w:t xml:space="preserve">} </w:t>
+        <w:t xml:space="preserve">${pembayaran} </w:t>
       </w:r>
       <w:r>
         <w:rPr>
@@ -4279,153 +3465,7 @@
           <w:szCs w:val="20"/>
           <w:lang w:val="en-US"/>
         </w:rPr>
-        <w:t xml:space="preserve">yang </w:t>
-      </w:r>
-      <w:proofErr w:type="spellStart"/>
-      <w:proofErr w:type="gramStart"/>
-      <w:r>
-        <w:rPr>
-          <w:sz w:val="20"/>
-          <w:szCs w:val="20"/>
-          <w:lang w:val="en-US"/>
-        </w:rPr>
-        <w:t>akan</w:t>
-      </w:r>
-      <w:proofErr w:type="spellEnd"/>
-      <w:r>
-        <w:rPr>
-          <w:sz w:val="20"/>
-          <w:szCs w:val="20"/>
-          <w:lang w:val="en-US"/>
-        </w:rPr>
-        <w:t xml:space="preserve">  </w:t>
-      </w:r>
-      <w:proofErr w:type="spellStart"/>
-      <w:r>
-        <w:rPr>
-          <w:sz w:val="20"/>
-          <w:szCs w:val="20"/>
-          <w:lang w:val="en-US"/>
-        </w:rPr>
-        <w:t>diberikan</w:t>
-      </w:r>
-      <w:proofErr w:type="spellEnd"/>
-      <w:proofErr w:type="gramEnd"/>
-      <w:r>
-        <w:rPr>
-          <w:sz w:val="20"/>
-          <w:szCs w:val="20"/>
-          <w:lang w:val="en-US"/>
-        </w:rPr>
-        <w:t xml:space="preserve"> pada </w:t>
-      </w:r>
-      <w:proofErr w:type="spellStart"/>
-      <w:r>
-        <w:rPr>
-          <w:sz w:val="20"/>
-          <w:szCs w:val="20"/>
-          <w:lang w:val="en-US"/>
-        </w:rPr>
-        <w:t>saat</w:t>
-      </w:r>
-      <w:proofErr w:type="spellEnd"/>
-      <w:r>
-        <w:rPr>
-          <w:sz w:val="20"/>
-          <w:szCs w:val="20"/>
-          <w:lang w:val="en-US"/>
-        </w:rPr>
-        <w:t xml:space="preserve"> </w:t>
-      </w:r>
-      <w:proofErr w:type="spellStart"/>
-      <w:r>
-        <w:rPr>
-          <w:sz w:val="20"/>
-          <w:szCs w:val="20"/>
-          <w:lang w:val="en-US"/>
-        </w:rPr>
-        <w:t>anak</w:t>
-      </w:r>
-      <w:proofErr w:type="spellEnd"/>
-      <w:r>
-        <w:rPr>
-          <w:sz w:val="20"/>
-          <w:szCs w:val="20"/>
-          <w:lang w:val="en-US"/>
-        </w:rPr>
-        <w:t xml:space="preserve"> </w:t>
-      </w:r>
-      <w:proofErr w:type="spellStart"/>
-      <w:r>
-        <w:rPr>
-          <w:sz w:val="20"/>
-          <w:szCs w:val="20"/>
-          <w:lang w:val="en-US"/>
-        </w:rPr>
-        <w:t>sudah</w:t>
-      </w:r>
-      <w:proofErr w:type="spellEnd"/>
-      <w:r>
-        <w:rPr>
-          <w:sz w:val="20"/>
-          <w:szCs w:val="20"/>
-          <w:lang w:val="en-US"/>
-        </w:rPr>
-        <w:t xml:space="preserve"> </w:t>
-      </w:r>
-      <w:proofErr w:type="spellStart"/>
-      <w:r>
-        <w:rPr>
-          <w:sz w:val="20"/>
-          <w:szCs w:val="20"/>
-          <w:lang w:val="en-US"/>
-        </w:rPr>
-        <w:t>mulai</w:t>
-      </w:r>
-      <w:proofErr w:type="spellEnd"/>
-      <w:r>
-        <w:rPr>
-          <w:sz w:val="20"/>
-          <w:szCs w:val="20"/>
-          <w:lang w:val="en-US"/>
-        </w:rPr>
-        <w:t xml:space="preserve"> </w:t>
-      </w:r>
-      <w:proofErr w:type="spellStart"/>
-      <w:r>
-        <w:rPr>
-          <w:sz w:val="20"/>
-          <w:szCs w:val="20"/>
-          <w:lang w:val="en-US"/>
-        </w:rPr>
-        <w:t>masuk</w:t>
-      </w:r>
-      <w:proofErr w:type="spellEnd"/>
-      <w:r>
-        <w:rPr>
-          <w:sz w:val="20"/>
-          <w:szCs w:val="20"/>
-          <w:lang w:val="en-US"/>
-        </w:rPr>
-        <w:t xml:space="preserve"> </w:t>
-      </w:r>
-      <w:proofErr w:type="spellStart"/>
-      <w:r>
-        <w:rPr>
-          <w:sz w:val="20"/>
-          <w:szCs w:val="20"/>
-          <w:lang w:val="en-US"/>
-        </w:rPr>
-        <w:t>sekolah</w:t>
-      </w:r>
-      <w:proofErr w:type="spellEnd"/>
-      <w:r>
-        <w:rPr>
-          <w:sz w:val="20"/>
-          <w:szCs w:val="20"/>
-          <w:lang w:val="en-US"/>
-        </w:rPr>
-        <w:t>).</w:t>
+        <w:t>yang akan  diberikan pada saat anak sudah mulai masuk sekolah).</w:t>
       </w:r>
     </w:p>
     <w:p>
@@ -4596,27 +3636,7 @@
           <w:szCs w:val="20"/>
           <w:lang w:val="en-US"/>
         </w:rPr>
-        <w:t xml:space="preserve">, </w:t>
-      </w:r>
-      <w:proofErr w:type="spellStart"/>
-      <w:r>
-        <w:rPr>
-          <w:spacing w:val="-4"/>
-          <w:sz w:val="20"/>
-          <w:szCs w:val="20"/>
-          <w:lang w:val="en-US"/>
-        </w:rPr>
-        <w:t>Dimulai</w:t>
-      </w:r>
-      <w:proofErr w:type="spellEnd"/>
-      <w:r>
-        <w:rPr>
-          <w:spacing w:val="-4"/>
-          <w:sz w:val="20"/>
-          <w:szCs w:val="20"/>
-          <w:lang w:val="en-US"/>
-        </w:rPr>
-        <w:t xml:space="preserve"> pada </w:t>
+        <w:t xml:space="preserve">, Dimulai pada </w:t>
       </w:r>
       <w:r>
         <w:rPr>
@@ -5043,7 +4063,16 @@
           <w:sz w:val="20"/>
           <w:szCs w:val="20"/>
         </w:rPr>
-        <w:t>Bersedia menaati kebijakan, peraturan dan tata tertib yang berlaku di Yayasan Paratha Bhakti.</w:t>
+        <w:t xml:space="preserve">Bersedia menaati kebijakan, peraturan dan </w:t>
+      </w:r>
+      <w:r>
+        <w:rPr>
+          <w:color w:val="000000"/>
+          <w:spacing w:val="-3"/>
+          <w:sz w:val="20"/>
+          <w:szCs w:val="20"/>
+        </w:rPr>
+        <w:t>tata tertib yang berlaku di Yayasan Paratha Bhakti.</w:t>
       </w:r>
     </w:p>
     <w:p>
@@ -5118,7 +4147,14 @@
           <w:sz w:val="20"/>
           <w:szCs w:val="20"/>
         </w:rPr>
-        <w:t xml:space="preserve">keterangan yang kami berikan tidak benar, kami bersedia menerima konsekuensi sesuai dengan ketentuan </w:t>
+        <w:t>keterangan yang kami berikan tidak benar, kami bersedia menerima konsekuensi sesuai denga</w:t>
+      </w:r>
+      <w:r>
+        <w:rPr>
+          <w:sz w:val="20"/>
+          <w:szCs w:val="20"/>
+        </w:rPr>
+        <w:t xml:space="preserve">n ketentuan </w:t>
       </w:r>
       <w:r>
         <w:rPr>
@@ -5167,25 +4203,7 @@
           <w:szCs w:val="20"/>
           <w:lang w:val="en-US"/>
         </w:rPr>
-        <w:t xml:space="preserve">   ${</w:t>
-      </w:r>
-      <w:proofErr w:type="spellStart"/>
-      <w:r>
-        <w:rPr>
-          <w:sz w:val="20"/>
-          <w:szCs w:val="20"/>
-          <w:lang w:val="en-US"/>
-        </w:rPr>
-        <w:t>kota</w:t>
-      </w:r>
-      <w:proofErr w:type="spellEnd"/>
-      <w:r>
-        <w:rPr>
-          <w:sz w:val="20"/>
-          <w:szCs w:val="20"/>
-          <w:lang w:val="en-US"/>
-        </w:rPr>
-        <w:t>}</w:t>
+        <w:t xml:space="preserve">   ${kota}</w:t>
       </w:r>
       <w:r>
         <w:rPr>
@@ -5402,7 +4420,7 @@
 </file>
 
 <file path=word/numbering.xml><?xml version="1.0" encoding="utf-8"?>
-<w:numbering xmlns:wpc="http://schemas.microsoft.com/office/word/2010/wordprocessingCanvas" xmlns:cx="http://schemas.microsoft.com/office/drawing/2014/chartex" xmlns:cx1="http://schemas.microsoft.com/office/drawing/2015/9/8/chartex" xmlns:cx2="http://schemas.microsoft.com/office/drawing/2015/10/21/chartex" xmlns:cx3="http://schemas.microsoft.com/office/drawing/2016/5/9/chartex" xmlns:cx4="http://schemas.microsoft.com/office/drawing/2016/5/10/chartex" xmlns:cx5="http://schemas.microsoft.com/office/drawing/2016/5/11/chartex" xmlns:cx6="http://schemas.microsoft.com/office/drawing/2016/5/12/chartex" xmlns:cx7="http://schemas.microsoft.com/office/drawing/2016/5/13/chartex" xmlns:cx8="http://schemas.microsoft.com/office/drawing/2016/5/14/chartex" xmlns:mc="http://schemas.openxmlformats.org/markup-compatibility/2006" xmlns:aink="http://schemas.microsoft.com/office/drawing/2016/ink" xmlns:am3d="http://schemas.microsoft.com/office/drawing/2017/model3d" xmlns:o="urn:schemas-microsoft-com:office:office" xmlns:oel="http://schemas.microsoft.com/office/2019/extlst" xmlns:r="http://schemas.openxmlformats.org/officeDocument/2006/relationships" xmlns:m="http://schemas.openxmlformats.org/officeDocument/2006/math" xmlns:v="urn:schemas-microsoft-com:vml" xmlns:wp14="http://schemas.microsoft.com/office/word/2010/wordprocessingDrawing" xmlns:wp="http://schemas.openxmlformats.org/drawingml/2006/wordprocessingDrawing" xmlns:w10="urn:schemas-microsoft-com:office:word" xmlns:w="http://schemas.openxmlformats.org/wordprocessingml/2006/main" xmlns:w14="http://schemas.microsoft.com/office/word/2010/wordml" xmlns:w15="http://schemas.microsoft.com/office/word/2012/wordml" xmlns:w16cex="http://schemas.microsoft.com/office/word/2018/wordml/cex" xmlns:w16cid="http://schemas.microsoft.com/office/word/2016/wordml/cid" xmlns:w16="http://schemas.microsoft.com/office/word/2018/wordml" xmlns:w16du="http://schemas.microsoft.com/office/word/2023/wordml/word16du" xmlns:w16sdtdh="http://schemas.microsoft.com/office/word/2020/wordml/sdtdatahash" xmlns:w16sdtfl="http://schemas.microsoft.com/office/word/2024/wordml/sdtformatlock" xmlns:w16se="http://schemas.microsoft.com/office/word/2015/wordml/symex" xmlns:wpg="http://schemas.microsoft.com/office/word/2010/wordprocessingGroup" xmlns:wpi="http://schemas.microsoft.com/office/word/2010/wordprocessingInk" xmlns:wne="http://schemas.microsoft.com/office/word/2006/wordml" xmlns:wps="http://schemas.microsoft.com/office/word/2010/wordprocessingShape" mc:Ignorable="w14 w15 w16se w16cid w16 w16cex w16sdtdh w16sdtfl w16du wp14">
+<w:numbering xmlns:wpc="http://schemas.microsoft.com/office/word/2010/wordprocessingCanvas" xmlns:cx="http://schemas.microsoft.com/office/drawing/2014/chartex" xmlns:cx1="http://schemas.microsoft.com/office/drawing/2015/9/8/chartex" xmlns:cx2="http://schemas.microsoft.com/office/drawing/2015/10/21/chartex" xmlns:cx3="http://schemas.microsoft.com/office/drawing/2016/5/9/chartex" xmlns:cx4="http://schemas.microsoft.com/office/drawing/2016/5/10/chartex" xmlns:cx5="http://schemas.microsoft.com/office/drawing/2016/5/11/chartex" xmlns:cx6="http://schemas.microsoft.com/office/drawing/2016/5/12/chartex" xmlns:cx7="http://schemas.microsoft.com/office/drawing/2016/5/13/chartex" xmlns:cx8="http://schemas.microsoft.com/office/drawing/2016/5/14/chartex" xmlns:mc="http://schemas.openxmlformats.org/markup-compatibility/2006" xmlns:aink="http://schemas.microsoft.com/office/drawing/2016/ink" xmlns:am3d="http://schemas.microsoft.com/office/drawing/2017/model3d" xmlns:o="urn:schemas-microsoft-com:office:office" xmlns:r="http://schemas.openxmlformats.org/officeDocument/2006/relationships" xmlns:m="http://schemas.openxmlformats.org/officeDocument/2006/math" xmlns:v="urn:schemas-microsoft-com:vml" xmlns:wp14="http://schemas.microsoft.com/office/word/2010/wordprocessingDrawing" xmlns:wp="http://schemas.openxmlformats.org/drawingml/2006/wordprocessingDrawing" xmlns:w10="urn:schemas-microsoft-com:office:word" xmlns:w="http://schemas.openxmlformats.org/wordprocessingml/2006/main" xmlns:w14="http://schemas.microsoft.com/office/word/2010/wordml" xmlns:w15="http://schemas.microsoft.com/office/word/2012/wordml" xmlns:w16cex="http://schemas.microsoft.com/office/word/2018/wordml/cex" xmlns:w16cid="http://schemas.microsoft.com/office/word/2016/wordml/cid" xmlns:w16="http://schemas.microsoft.com/office/word/2018/wordml" xmlns:w16se="http://schemas.microsoft.com/office/word/2015/wordml/symex" xmlns:wpg="http://schemas.microsoft.com/office/word/2010/wordprocessingGroup" xmlns:wpi="http://schemas.microsoft.com/office/word/2010/wordprocessingInk" xmlns:wne="http://schemas.microsoft.com/office/word/2006/wordml" xmlns:wps="http://schemas.microsoft.com/office/word/2010/wordprocessingShape" mc:Ignorable="w14 w15 w16se w16cid w16 w16cex wp14">
   <w:abstractNum w:abstractNumId="0" w15:restartNumberingAfterBreak="0">
     <w:nsid w:val="08BF3401"/>
     <w:multiLevelType w:val="multilevel"/>
@@ -6163,29 +5181,29 @@
       </w:rPr>
     </w:lvl>
   </w:abstractNum>
-  <w:num w:numId="1" w16cid:durableId="1990405244">
+  <w:num w:numId="1">
     <w:abstractNumId w:val="1"/>
   </w:num>
-  <w:num w:numId="2" w16cid:durableId="1187256482">
+  <w:num w:numId="2">
     <w:abstractNumId w:val="4"/>
   </w:num>
-  <w:num w:numId="3" w16cid:durableId="230235163">
+  <w:num w:numId="3">
     <w:abstractNumId w:val="5"/>
   </w:num>
-  <w:num w:numId="4" w16cid:durableId="1215578081">
+  <w:num w:numId="4">
     <w:abstractNumId w:val="0"/>
   </w:num>
-  <w:num w:numId="5" w16cid:durableId="1819687628">
+  <w:num w:numId="5">
     <w:abstractNumId w:val="3"/>
   </w:num>
-  <w:num w:numId="6" w16cid:durableId="2125153481">
+  <w:num w:numId="6">
     <w:abstractNumId w:val="2"/>
   </w:num>
 </w:numbering>
 </file>
 
 <file path=word/styles.xml><?xml version="1.0" encoding="utf-8"?>
-<w:styles xmlns:mc="http://schemas.openxmlformats.org/markup-compatibility/2006" xmlns:r="http://schemas.openxmlformats.org/officeDocument/2006/relationships" xmlns:w="http://schemas.openxmlformats.org/wordprocessingml/2006/main" xmlns:w14="http://schemas.microsoft.com/office/word/2010/wordml" xmlns:w15="http://schemas.microsoft.com/office/word/2012/wordml" xmlns:w16cex="http://schemas.microsoft.com/office/word/2018/wordml/cex" xmlns:w16cid="http://schemas.microsoft.com/office/word/2016/wordml/cid" xmlns:w16="http://schemas.microsoft.com/office/word/2018/wordml" xmlns:w16du="http://schemas.microsoft.com/office/word/2023/wordml/word16du" xmlns:w16sdtdh="http://schemas.microsoft.com/office/word/2020/wordml/sdtdatahash" xmlns:w16sdtfl="http://schemas.microsoft.com/office/word/2024/wordml/sdtformatlock" xmlns:w16se="http://schemas.microsoft.com/office/word/2015/wordml/symex" mc:Ignorable="w14 w15 w16se w16cid w16 w16cex w16sdtdh w16sdtfl w16du">
+<w:styles xmlns:mc="http://schemas.openxmlformats.org/markup-compatibility/2006" xmlns:r="http://schemas.openxmlformats.org/officeDocument/2006/relationships" xmlns:w="http://schemas.openxmlformats.org/wordprocessingml/2006/main" xmlns:w14="http://schemas.microsoft.com/office/word/2010/wordml" xmlns:w15="http://schemas.microsoft.com/office/word/2012/wordml" xmlns:w16cex="http://schemas.microsoft.com/office/word/2018/wordml/cex" xmlns:w16cid="http://schemas.microsoft.com/office/word/2016/wordml/cid" xmlns:w16="http://schemas.microsoft.com/office/word/2018/wordml" xmlns:w16se="http://schemas.microsoft.com/office/word/2015/wordml/symex" mc:Ignorable="w14 w15 w16se w16cid w16 w16cex">
   <w:docDefaults>
     <w:rPrDefault>
       <w:rPr>
